--- a/mps-nivel-c/oficial/04_registros/AASP_Andamento-Processuais/ATA-AASPAP01-005_Ata-de-Acompanhamento-Fase-4.docx
+++ b/mps-nivel-c/oficial/04_registros/AASP_Andamento-Processuais/ATA-AASPAP01-005_Ata-de-Acompanhamento-Fase-4.docx
@@ -751,7 +751,7 @@
           </w:tcPr>
           <w:p>
             <w:r>
-              <w:t>Time de Melhoria Contínua</w:t>
+              <w:t>Gerente de Projeto</w:t>
             </w:r>
           </w:p>
         </w:tc>

--- a/mps-nivel-c/oficial/04_registros/AASP_Andamento-Processuais/ATA-AASPAP01-005_Ata-de-Acompanhamento-Fase-4.docx
+++ b/mps-nivel-c/oficial/04_registros/AASP_Andamento-Processuais/ATA-AASPAP01-005_Ata-de-Acompanhamento-Fase-4.docx
@@ -659,7 +659,7 @@
     </w:p>
     <w:p>
       <w:r>
-        <w:t>Fase 5 — Implantação (em andamento; encerramento previsto 30/06/2026).</w:t>
+        <w:t>Fase 5 — Implantação (em andamento; encerramento previsto 31/08/2026).</w:t>
       </w:r>
     </w:p>
     <w:p>
